--- a/teacher/03-algorithm-programming/02-abstraction/worksheet-03-02-abstraction-lesson1.docx
+++ b/teacher/03-algorithm-programming/02-abstraction/worksheet-03-02-abstraction-lesson1.docx
@@ -50,14 +50,14 @@
           <w:sz w:val="20"/>
           <w:szCs w:val="20"/>
         </w:rPr>
-        <w:t xml:space="preserve">앱을 조작하면서 직접 본 것을 적는 기록지입니다. 정답이 있는 활동이 아닙니다. 질문 1~5는 클래스룸 과제에서 답합니다.</w:t>
+        <w:t xml:space="preserve">앱을 조작하면서 직접 본 것을 적고, 왜 그런지 생각해 쓰는 기록지입니다. 정답이 있는 활동이 아닙니다.</w:t>
       </w:r>
     </w:p>
     <w:p>
       <w:pPr>
         <w:keepNext/>
         <w:keepLines/>
-        <w:spacing w:after="100" w:before="200"/>
+        <w:spacing w:after="100" w:before="280"/>
       </w:pPr>
       <w:r>
         <w:rPr>
@@ -122,9 +122,25 @@
     </w:p>
     <w:p>
       <w:pPr>
+        <w:pBdr>
+          <w:bottom w:val="single" w:color="CBD5E1" w:sz="4"/>
+        </w:pBdr>
+        <w:spacing w:after="60" w:line="360"/>
+      </w:pPr>
+      <w:r>
+        <w:rPr>
+          <w:rFonts w:ascii="Malgun Gothic" w:cs="Malgun Gothic" w:eastAsia="Malgun Gothic" w:hAnsi="Malgun Gothic"/>
+          <w:sz w:val="22"/>
+          <w:szCs w:val="22"/>
+        </w:rPr>
+        <w:t xml:space="preserve"> </w:t>
+      </w:r>
+    </w:p>
+    <w:p>
+      <w:pPr>
         <w:keepNext/>
         <w:keepLines/>
-        <w:spacing w:after="100" w:before="200"/>
+        <w:spacing w:after="100" w:before="280"/>
       </w:pPr>
       <w:r>
         <w:rPr>
@@ -337,7 +353,7 @@
       </w:tr>
       <w:tr>
         <w:trPr>
-          <w:trHeight w:val="450" w:hRule="atLeast"/>
+          <w:trHeight w:val="520" w:hRule="atLeast"/>
         </w:trPr>
         <w:tc>
           <w:tcPr>
@@ -462,7 +478,7 @@
       </w:tr>
       <w:tr>
         <w:trPr>
-          <w:trHeight w:val="450" w:hRule="atLeast"/>
+          <w:trHeight w:val="520" w:hRule="atLeast"/>
         </w:trPr>
         <w:tc>
           <w:tcPr>
@@ -587,7 +603,7 @@
       </w:tr>
       <w:tr>
         <w:trPr>
-          <w:trHeight w:val="450" w:hRule="atLeast"/>
+          <w:trHeight w:val="520" w:hRule="atLeast"/>
         </w:trPr>
         <w:tc>
           <w:tcPr>
@@ -712,7 +728,7 @@
       </w:tr>
       <w:tr>
         <w:trPr>
-          <w:trHeight w:val="450" w:hRule="atLeast"/>
+          <w:trHeight w:val="520" w:hRule="atLeast"/>
         </w:trPr>
         <w:tc>
           <w:tcPr>
@@ -837,7 +853,7 @@
       </w:tr>
       <w:tr>
         <w:trPr>
-          <w:trHeight w:val="450" w:hRule="atLeast"/>
+          <w:trHeight w:val="520" w:hRule="atLeast"/>
         </w:trPr>
         <w:tc>
           <w:tcPr>
@@ -962,7 +978,7 @@
       </w:tr>
       <w:tr>
         <w:trPr>
-          <w:trHeight w:val="450" w:hRule="atLeast"/>
+          <w:trHeight w:val="520" w:hRule="atLeast"/>
         </w:trPr>
         <w:tc>
           <w:tcPr>
@@ -1087,7 +1103,7 @@
       </w:tr>
       <w:tr>
         <w:trPr>
-          <w:trHeight w:val="450" w:hRule="atLeast"/>
+          <w:trHeight w:val="520" w:hRule="atLeast"/>
         </w:trPr>
         <w:tc>
           <w:tcPr>
@@ -1212,7 +1228,7 @@
       </w:tr>
       <w:tr>
         <w:trPr>
-          <w:trHeight w:val="450" w:hRule="atLeast"/>
+          <w:trHeight w:val="520" w:hRule="atLeast"/>
         </w:trPr>
         <w:tc>
           <w:tcPr>
@@ -1337,7 +1353,7 @@
       </w:tr>
       <w:tr>
         <w:trPr>
-          <w:trHeight w:val="450" w:hRule="atLeast"/>
+          <w:trHeight w:val="520" w:hRule="atLeast"/>
         </w:trPr>
         <w:tc>
           <w:tcPr>
@@ -1483,7 +1499,7 @@
       <w:pPr>
         <w:keepNext/>
         <w:keepLines/>
-        <w:spacing w:after="100" w:before="200"/>
+        <w:spacing w:after="100" w:before="280"/>
       </w:pPr>
       <w:r>
         <w:rPr>
@@ -1591,7 +1607,7 @@
           <w:sz w:val="22"/>
           <w:szCs w:val="22"/>
         </w:rPr>
-        <w:t xml:space="preserve">그때 판에 남아 있던 것을 적으세요.</w:t>
+        <w:t xml:space="preserve">그때 판에 남아 있던 것을 모두 적으세요.</w:t>
       </w:r>
     </w:p>
     <w:p>
@@ -1612,40 +1628,25 @@
     </w:p>
     <w:p>
       <w:pPr>
-        <w:keepNext w:val="false"/>
-        <w:spacing w:after="100" w:before="100"/>
-      </w:pPr>
-      <w:r>
-        <w:rPr>
-          <w:rFonts w:ascii="Malgun Gothic" w:cs="Malgun Gothic" w:eastAsia="Malgun Gothic" w:hAnsi="Malgun Gothic"/>
-          <w:sz w:val="22"/>
-          <w:szCs w:val="22"/>
-        </w:rPr>
-        <w:t xml:space="preserve">숫자를 처음으로 움직인 카드는 </w:t>
-      </w:r>
-      <w:r>
-        <w:rPr>
-          <w:rFonts w:ascii="Malgun Gothic" w:cs="Malgun Gothic" w:eastAsia="Malgun Gothic" w:hAnsi="Malgun Gothic"/>
-          <w:sz w:val="22"/>
-          <w:szCs w:val="22"/>
-          <w:u w:val="single"/>
-        </w:rPr>
-        <w:t xml:space="preserve">                        </w:t>
-      </w:r>
-      <w:r>
-        <w:rPr>
-          <w:rFonts w:ascii="Malgun Gothic" w:cs="Malgun Gothic" w:eastAsia="Malgun Gothic" w:hAnsi="Malgun Gothic"/>
-          <w:sz w:val="22"/>
-          <w:szCs w:val="22"/>
-        </w:rPr>
-        <w:t xml:space="preserve"> 였습니다.</w:t>
+        <w:pBdr>
+          <w:bottom w:val="single" w:color="CBD5E1" w:sz="4"/>
+        </w:pBdr>
+        <w:spacing w:after="60" w:line="360"/>
+      </w:pPr>
+      <w:r>
+        <w:rPr>
+          <w:rFonts w:ascii="Malgun Gothic" w:cs="Malgun Gothic" w:eastAsia="Malgun Gothic" w:hAnsi="Malgun Gothic"/>
+          <w:sz w:val="22"/>
+          <w:szCs w:val="22"/>
+        </w:rPr>
+        <w:t xml:space="preserve"> </w:t>
       </w:r>
     </w:p>
     <w:p>
       <w:pPr>
         <w:keepNext/>
         <w:keepLines/>
-        <w:spacing w:after="100" w:before="200"/>
+        <w:spacing w:after="100" w:before="280"/>
       </w:pPr>
       <w:r>
         <w:rPr>
@@ -1707,7 +1708,7 @@
           <w:sz w:val="22"/>
           <w:szCs w:val="22"/>
         </w:rPr>
-        <w:t xml:space="preserve">고양이·병아리·쌀에서 염소 노릇을 하는 것은 누구인가요? 그렇게 생각한 까닭도 적으세요.</w:t>
+        <w:t xml:space="preserve">고양이·병아리·쌀에서 염소 노릇을 하는 것은 누구인가요? 이야기가 통째로 바뀌었는데도 숫자가 7 그대로인 까닭은 무엇일까요?</w:t>
       </w:r>
     </w:p>
     <w:p>
@@ -1744,9 +1745,25 @@
     </w:p>
     <w:p>
       <w:pPr>
+        <w:pBdr>
+          <w:bottom w:val="single" w:color="CBD5E1" w:sz="4"/>
+        </w:pBdr>
+        <w:spacing w:after="60" w:line="360"/>
+      </w:pPr>
+      <w:r>
+        <w:rPr>
+          <w:rFonts w:ascii="Malgun Gothic" w:cs="Malgun Gothic" w:eastAsia="Malgun Gothic" w:hAnsi="Malgun Gothic"/>
+          <w:sz w:val="22"/>
+          <w:szCs w:val="22"/>
+        </w:rPr>
+        <w:t xml:space="preserve"> </w:t>
+      </w:r>
+    </w:p>
+    <w:p>
+      <w:pPr>
         <w:keepNext/>
         <w:keepLines/>
-        <w:spacing w:after="100" w:before="200"/>
+        <w:spacing w:after="100" w:before="280"/>
       </w:pPr>
       <w:r>
         <w:rPr>
@@ -1757,7 +1774,7 @@
           <w:sz w:val="26"/>
           <w:szCs w:val="26"/>
         </w:rPr>
-        <w:t xml:space="preserve">열 번째 카드 발명하기 (다 한 사람)</w:t>
+        <w:t xml:space="preserve">질문 1</w:t>
       </w:r>
     </w:p>
     <w:p>
@@ -1774,55 +1791,7 @@
           <w:sz w:val="22"/>
           <w:szCs w:val="22"/>
         </w:rPr>
-        <w:t xml:space="preserve">숫자가 안 움직일 것 같은데 움직이는 카드, 또는 움직일 것 같은데 그대로인 카드를 하나 지어내세요. 다음 시간에 모둠 친구들에게 내 봅니다.</w:t>
-      </w:r>
-    </w:p>
-    <w:p>
-      <w:pPr>
-        <w:keepNext/>
-        <w:spacing w:after="100" w:before="0"/>
-      </w:pPr>
-      <w:r>
-        <w:rPr>
-          <w:rFonts w:ascii="Malgun Gothic" w:cs="Malgun Gothic" w:eastAsia="Malgun Gothic" w:hAnsi="Malgun Gothic"/>
-          <w:sz w:val="22"/>
-          <w:szCs w:val="22"/>
-        </w:rPr>
-        <w:t xml:space="preserve">내가 만든 카드 이름: </w:t>
-      </w:r>
-      <w:r>
-        <w:rPr>
-          <w:rFonts w:ascii="Malgun Gothic" w:cs="Malgun Gothic" w:eastAsia="Malgun Gothic" w:hAnsi="Malgun Gothic"/>
-          <w:sz w:val="22"/>
-          <w:szCs w:val="22"/>
-          <w:u w:val="single"/>
-        </w:rPr>
-        <w:t xml:space="preserve">                                                        </w:t>
-      </w:r>
-      <w:r>
-        <w:rPr>
-          <w:rFonts w:ascii="Malgun Gothic" w:cs="Malgun Gothic" w:eastAsia="Malgun Gothic" w:hAnsi="Malgun Gothic"/>
-          <w:sz w:val="22"/>
-          <w:szCs w:val="22"/>
-        </w:rPr>
-        <w:t xml:space="preserve"/>
-      </w:r>
-    </w:p>
-    <w:p>
-      <w:pPr>
-        <w:keepNext/>
-        <w:keepLines/>
-        <w:spacing w:after="80" w:before="40"/>
-      </w:pPr>
-      <w:r>
-        <w:rPr>
-          <w:rFonts w:ascii="Malgun Gothic" w:cs="Malgun Gothic" w:eastAsia="Malgun Gothic" w:hAnsi="Malgun Gothic"/>
-          <w:b w:val="false"/>
-          <w:bCs w:val="false"/>
-          <w:sz w:val="22"/>
-          <w:szCs w:val="22"/>
-        </w:rPr>
-        <w:t xml:space="preserve">이 카드를 켜면 판이 어떻게 바뀌고, 숫자는 어떻게 될 것 같나요?</w:t>
+        <w:t xml:space="preserve">「늑대-염소 금지 없애기」를 켰더니 7이 5가 되었습니다. 문제가 쉬워진 걸까요, 다른 문제가 된 걸까요? 그렇게 생각한 까닭은 무엇인가요?</w:t>
       </w:r>
     </w:p>
     <w:p>
@@ -1877,7 +1846,7 @@
       <w:pPr>
         <w:keepNext/>
         <w:keepLines/>
-        <w:spacing w:after="100" w:before="200"/>
+        <w:spacing w:after="100" w:before="280"/>
       </w:pPr>
       <w:r>
         <w:rPr>
@@ -1888,7 +1857,7 @@
           <w:sz w:val="26"/>
           <w:szCs w:val="26"/>
         </w:rPr>
-        <w:t xml:space="preserve">(다음 시간) 예상이 빗나간 카드</w:t>
+        <w:t xml:space="preserve">질문 2</w:t>
       </w:r>
     </w:p>
     <w:p>
@@ -1905,7 +1874,7 @@
           <w:sz w:val="22"/>
           <w:szCs w:val="22"/>
         </w:rPr>
-        <w:t xml:space="preserve">2차시에 모둠 친구들과 비교합니다. 내가 빗나간 카드는 무엇이었나요? 친구들도 같은 카드에서 빗나갔나요?</w:t>
+        <w:t xml:space="preserve">「건넌 것은 다시 안 데려오기」를 켰더니 「풀 수 없음」이 되었습니다. 무언가를 없앴을 뿐인데 왜 문제가 통째로 사라졌을까요? 염소를 다시 데려오는 수는 왜 필요했을까요?</w:t>
       </w:r>
     </w:p>
     <w:p>
@@ -1960,7 +1929,7 @@
       <w:pPr>
         <w:keepNext/>
         <w:keepLines/>
-        <w:spacing w:after="100" w:before="200"/>
+        <w:spacing w:after="100" w:before="280"/>
       </w:pPr>
       <w:r>
         <w:rPr>
@@ -1971,7 +1940,7 @@
           <w:sz w:val="26"/>
           <w:szCs w:val="26"/>
         </w:rPr>
-        <w:t xml:space="preserve">(다음 시간) 우리 모둠의 한 문장</w:t>
+        <w:t xml:space="preserve">한 문장 도전</w:t>
       </w:r>
     </w:p>
     <w:p>
@@ -1988,7 +1957,284 @@
           <w:sz w:val="22"/>
           <w:szCs w:val="22"/>
         </w:rPr>
-        <w:t xml:space="preserve">숫자를 못 움직인 카드들의 공통점과 움직인 카드들의 공통점을, 모둠이 함께 다듬은 한 문장으로 적습니다.</w:t>
+        <w:t xml:space="preserve">활동 1의 표를 다시 보세요. 카드가 두 묶음으로 갈립니다. 두 묶음이 각각 무엇을 바꾸는 카드였는지 내 말로 채우세요.</w:t>
+      </w:r>
+    </w:p>
+    <w:p>
+      <w:pPr>
+        <w:keepNext/>
+        <w:spacing w:after="100" w:before="0"/>
+      </w:pPr>
+      <w:r>
+        <w:rPr>
+          <w:rFonts w:ascii="Malgun Gothic" w:cs="Malgun Gothic" w:eastAsia="Malgun Gothic" w:hAnsi="Malgun Gothic"/>
+          <w:sz w:val="22"/>
+          <w:szCs w:val="22"/>
+        </w:rPr>
+        <w:t xml:space="preserve">숫자를 못 움직인 카드들은 모두 </w:t>
+      </w:r>
+      <w:r>
+        <w:rPr>
+          <w:rFonts w:ascii="Malgun Gothic" w:cs="Malgun Gothic" w:eastAsia="Malgun Gothic" w:hAnsi="Malgun Gothic"/>
+          <w:sz w:val="22"/>
+          <w:szCs w:val="22"/>
+          <w:u w:val="single"/>
+        </w:rPr>
+        <w:t xml:space="preserve">                                        </w:t>
+      </w:r>
+      <w:r>
+        <w:rPr>
+          <w:rFonts w:ascii="Malgun Gothic" w:cs="Malgun Gothic" w:eastAsia="Malgun Gothic" w:hAnsi="Malgun Gothic"/>
+          <w:sz w:val="22"/>
+          <w:szCs w:val="22"/>
+        </w:rPr>
+        <w:t xml:space="preserve"> 바꾸는 카드였다.</w:t>
+      </w:r>
+    </w:p>
+    <w:p>
+      <w:pPr>
+        <w:keepNext w:val="false"/>
+        <w:spacing w:after="100" w:before="0"/>
+      </w:pPr>
+      <w:r>
+        <w:rPr>
+          <w:rFonts w:ascii="Malgun Gothic" w:cs="Malgun Gothic" w:eastAsia="Malgun Gothic" w:hAnsi="Malgun Gothic"/>
+          <w:sz w:val="22"/>
+          <w:szCs w:val="22"/>
+        </w:rPr>
+        <w:t xml:space="preserve">숫자를 움직인 카드들은 모두 </w:t>
+      </w:r>
+      <w:r>
+        <w:rPr>
+          <w:rFonts w:ascii="Malgun Gothic" w:cs="Malgun Gothic" w:eastAsia="Malgun Gothic" w:hAnsi="Malgun Gothic"/>
+          <w:sz w:val="22"/>
+          <w:szCs w:val="22"/>
+          <w:u w:val="single"/>
+        </w:rPr>
+        <w:t xml:space="preserve">                                        </w:t>
+      </w:r>
+      <w:r>
+        <w:rPr>
+          <w:rFonts w:ascii="Malgun Gothic" w:cs="Malgun Gothic" w:eastAsia="Malgun Gothic" w:hAnsi="Malgun Gothic"/>
+          <w:sz w:val="22"/>
+          <w:szCs w:val="22"/>
+        </w:rPr>
+        <w:t xml:space="preserve"> 바꾸는 카드였다.</w:t>
+      </w:r>
+    </w:p>
+    <w:p>
+      <w:pPr>
+        <w:keepNext/>
+        <w:keepLines/>
+        <w:spacing w:after="100" w:before="280"/>
+      </w:pPr>
+      <w:r>
+        <w:rPr>
+          <w:rFonts w:ascii="Malgun Gothic" w:cs="Malgun Gothic" w:eastAsia="Malgun Gothic" w:hAnsi="Malgun Gothic"/>
+          <w:b/>
+          <w:bCs/>
+          <w:color w:val="1D4ED8"/>
+          <w:sz w:val="26"/>
+          <w:szCs w:val="26"/>
+        </w:rPr>
+        <w:t xml:space="preserve">열 번째 카드 발명하기 (다 한 사람)</w:t>
+      </w:r>
+    </w:p>
+    <w:p>
+      <w:pPr>
+        <w:keepNext/>
+        <w:keepLines/>
+        <w:spacing w:after="80" w:before="0"/>
+      </w:pPr>
+      <w:r>
+        <w:rPr>
+          <w:rFonts w:ascii="Malgun Gothic" w:cs="Malgun Gothic" w:eastAsia="Malgun Gothic" w:hAnsi="Malgun Gothic"/>
+          <w:b w:val="false"/>
+          <w:bCs w:val="false"/>
+          <w:sz w:val="22"/>
+          <w:szCs w:val="22"/>
+        </w:rPr>
+        <w:t xml:space="preserve">숫자가 안 움직일 것 같은데 움직이는 카드, 또는 움직일 것 같은데 그대로인 카드를 하나 지어내세요. 다음 시간에 모둠 친구들에게 내 봅니다.</w:t>
+      </w:r>
+    </w:p>
+    <w:p>
+      <w:pPr>
+        <w:keepNext/>
+        <w:spacing w:after="100" w:before="0"/>
+      </w:pPr>
+      <w:r>
+        <w:rPr>
+          <w:rFonts w:ascii="Malgun Gothic" w:cs="Malgun Gothic" w:eastAsia="Malgun Gothic" w:hAnsi="Malgun Gothic"/>
+          <w:sz w:val="22"/>
+          <w:szCs w:val="22"/>
+        </w:rPr>
+        <w:t xml:space="preserve">내가 만든 카드 이름: </w:t>
+      </w:r>
+      <w:r>
+        <w:rPr>
+          <w:rFonts w:ascii="Malgun Gothic" w:cs="Malgun Gothic" w:eastAsia="Malgun Gothic" w:hAnsi="Malgun Gothic"/>
+          <w:sz w:val="22"/>
+          <w:szCs w:val="22"/>
+          <w:u w:val="single"/>
+        </w:rPr>
+        <w:t xml:space="preserve">                                                        </w:t>
+      </w:r>
+      <w:r>
+        <w:rPr>
+          <w:rFonts w:ascii="Malgun Gothic" w:cs="Malgun Gothic" w:eastAsia="Malgun Gothic" w:hAnsi="Malgun Gothic"/>
+          <w:sz w:val="22"/>
+          <w:szCs w:val="22"/>
+        </w:rPr>
+        <w:t xml:space="preserve"/>
+      </w:r>
+    </w:p>
+    <w:p>
+      <w:pPr>
+        <w:keepNext/>
+        <w:keepLines/>
+        <w:spacing w:after="80" w:before="40"/>
+      </w:pPr>
+      <w:r>
+        <w:rPr>
+          <w:rFonts w:ascii="Malgun Gothic" w:cs="Malgun Gothic" w:eastAsia="Malgun Gothic" w:hAnsi="Malgun Gothic"/>
+          <w:b w:val="false"/>
+          <w:bCs w:val="false"/>
+          <w:sz w:val="22"/>
+          <w:szCs w:val="22"/>
+        </w:rPr>
+        <w:t xml:space="preserve">이 카드를 켜면 판이 어떻게 바뀌고, 숫자는 어떻게 될 것 같나요?</w:t>
+      </w:r>
+    </w:p>
+    <w:p>
+      <w:pPr>
+        <w:pBdr>
+          <w:bottom w:val="single" w:color="CBD5E1" w:sz="4"/>
+        </w:pBdr>
+        <w:spacing w:after="60" w:line="360"/>
+      </w:pPr>
+      <w:r>
+        <w:rPr>
+          <w:rFonts w:ascii="Malgun Gothic" w:cs="Malgun Gothic" w:eastAsia="Malgun Gothic" w:hAnsi="Malgun Gothic"/>
+          <w:sz w:val="22"/>
+          <w:szCs w:val="22"/>
+        </w:rPr>
+        <w:t xml:space="preserve"> </w:t>
+      </w:r>
+    </w:p>
+    <w:p>
+      <w:pPr>
+        <w:pBdr>
+          <w:bottom w:val="single" w:color="CBD5E1" w:sz="4"/>
+        </w:pBdr>
+        <w:spacing w:after="60" w:line="360"/>
+      </w:pPr>
+      <w:r>
+        <w:rPr>
+          <w:rFonts w:ascii="Malgun Gothic" w:cs="Malgun Gothic" w:eastAsia="Malgun Gothic" w:hAnsi="Malgun Gothic"/>
+          <w:sz w:val="22"/>
+          <w:szCs w:val="22"/>
+        </w:rPr>
+        <w:t xml:space="preserve"> </w:t>
+      </w:r>
+    </w:p>
+    <w:p>
+      <w:pPr>
+        <w:keepNext/>
+        <w:keepLines/>
+        <w:spacing w:after="100" w:before="280"/>
+      </w:pPr>
+      <w:r>
+        <w:rPr>
+          <w:rFonts w:ascii="Malgun Gothic" w:cs="Malgun Gothic" w:eastAsia="Malgun Gothic" w:hAnsi="Malgun Gothic"/>
+          <w:b/>
+          <w:bCs/>
+          <w:color w:val="1D4ED8"/>
+          <w:sz w:val="26"/>
+          <w:szCs w:val="26"/>
+        </w:rPr>
+        <w:t xml:space="preserve">(다음 시간) 모둠에서 비교하기</w:t>
+      </w:r>
+    </w:p>
+    <w:p>
+      <w:pPr>
+        <w:keepNext/>
+        <w:keepLines/>
+        <w:spacing w:after="80" w:before="0"/>
+      </w:pPr>
+      <w:r>
+        <w:rPr>
+          <w:rFonts w:ascii="Malgun Gothic" w:cs="Malgun Gothic" w:eastAsia="Malgun Gothic" w:hAnsi="Malgun Gothic"/>
+          <w:b w:val="false"/>
+          <w:bCs w:val="false"/>
+          <w:sz w:val="22"/>
+          <w:szCs w:val="22"/>
+        </w:rPr>
+        <w:t xml:space="preserve">모둠 친구들은 어느 카드에서 예상이 빗나갔나요? 우리 모둠에서 가장 많이 빗나간 카드는 무엇인가요?</w:t>
+      </w:r>
+    </w:p>
+    <w:p>
+      <w:pPr>
+        <w:pBdr>
+          <w:bottom w:val="single" w:color="CBD5E1" w:sz="4"/>
+        </w:pBdr>
+        <w:spacing w:after="60" w:line="360"/>
+      </w:pPr>
+      <w:r>
+        <w:rPr>
+          <w:rFonts w:ascii="Malgun Gothic" w:cs="Malgun Gothic" w:eastAsia="Malgun Gothic" w:hAnsi="Malgun Gothic"/>
+          <w:sz w:val="22"/>
+          <w:szCs w:val="22"/>
+        </w:rPr>
+        <w:t xml:space="preserve"> </w:t>
+      </w:r>
+    </w:p>
+    <w:p>
+      <w:pPr>
+        <w:pBdr>
+          <w:bottom w:val="single" w:color="CBD5E1" w:sz="4"/>
+        </w:pBdr>
+        <w:spacing w:after="60" w:line="360"/>
+      </w:pPr>
+      <w:r>
+        <w:rPr>
+          <w:rFonts w:ascii="Malgun Gothic" w:cs="Malgun Gothic" w:eastAsia="Malgun Gothic" w:hAnsi="Malgun Gothic"/>
+          <w:sz w:val="22"/>
+          <w:szCs w:val="22"/>
+        </w:rPr>
+        <w:t xml:space="preserve"> </w:t>
+      </w:r>
+    </w:p>
+    <w:p>
+      <w:pPr>
+        <w:keepNext/>
+        <w:keepLines/>
+        <w:spacing w:after="80" w:before="100"/>
+      </w:pPr>
+      <w:r>
+        <w:rPr>
+          <w:rFonts w:ascii="Malgun Gothic" w:cs="Malgun Gothic" w:eastAsia="Malgun Gothic" w:hAnsi="Malgun Gothic"/>
+          <w:b w:val="false"/>
+          <w:bCs w:val="false"/>
+          <w:sz w:val="22"/>
+          <w:szCs w:val="22"/>
+        </w:rPr>
+        <w:t xml:space="preserve">「한 문장 도전」을 친구들 것과 비교한 뒤, 모둠이 함께 다듬은 한 문장을 적습니다.</w:t>
+      </w:r>
+    </w:p>
+    <w:p>
+      <w:pPr>
+        <w:pBdr>
+          <w:bottom w:val="single" w:color="CBD5E1" w:sz="4"/>
+        </w:pBdr>
+        <w:spacing w:after="60" w:line="360"/>
+      </w:pPr>
+      <w:r>
+        <w:rPr>
+          <w:rFonts w:ascii="Malgun Gothic" w:cs="Malgun Gothic" w:eastAsia="Malgun Gothic" w:hAnsi="Malgun Gothic"/>
+          <w:sz w:val="22"/>
+          <w:szCs w:val="22"/>
+        </w:rPr>
+        <w:t xml:space="preserve"> </w:t>
       </w:r>
     </w:p>
     <w:p>

--- a/teacher/03-algorithm-programming/02-abstraction/worksheet-03-02-abstraction-lesson1.docx
+++ b/teacher/03-algorithm-programming/02-abstraction/worksheet-03-02-abstraction-lesson1.docx
@@ -880,7 +880,7 @@
                 <w:sz w:val="21"/>
                 <w:szCs w:val="21"/>
               </w:rPr>
-              <w:t xml:space="preserve">배 두 자리로</w:t>
+              <w:t xml:space="preserve">배 세 자리로</w:t>
             </w:r>
           </w:p>
         </w:tc>

--- a/teacher/03-algorithm-programming/02-abstraction/worksheet-03-02-abstraction-lesson1.docx
+++ b/teacher/03-algorithm-programming/02-abstraction/worksheet-03-02-abstraction-lesson1.docx
@@ -880,7 +880,7 @@
                 <w:sz w:val="21"/>
                 <w:szCs w:val="21"/>
               </w:rPr>
-              <w:t xml:space="preserve">배 세 자리로</w:t>
+              <w:t xml:space="preserve">배 두 자리로</w:t>
             </w:r>
           </w:p>
         </w:tc>

--- a/teacher/03-algorithm-programming/02-abstraction/worksheet-03-02-abstraction-lesson1.docx
+++ b/teacher/03-algorithm-programming/02-abstraction/worksheet-03-02-abstraction-lesson1.docx
@@ -168,7 +168,7 @@
           <w:sz w:val="22"/>
           <w:szCs w:val="22"/>
         </w:rPr>
-        <w:t xml:space="preserve">켜기 전에 「그대로」나 「바뀜」에 동그라미를 치고 까닭을 한 줄 적으세요. 그다음에 켜서 숫자를 적습니다. 풀 수 없게 되면 그대로 적으세요.</w:t>
+        <w:t xml:space="preserve">켜기 전에 「그대로」나 「바뀜」에 동그라미를 치고 까닭을 적으세요. 까닭은 문장이 아니어도 됩니다 — 낱말 몇 개면 충분합니다. 그다음에 켜서 숫자를 적습니다. 풀 수 없게 되면 그대로 적으세요. 한 장을 켜서 숫자를 적었으면 다시 꺼서 7로 돌아온 것을 확인하고 다음 카드로 갑니다. 켠 채로 다음 장을 켜면 숫자가 섞입니다.</w:t>
       </w:r>
     </w:p>
     <w:p>
@@ -1527,7 +1527,7 @@
           <w:sz w:val="22"/>
           <w:szCs w:val="22"/>
         </w:rPr>
-        <w:t xml:space="preserve">숫자 7이 그대로인 카드만 켜서, 몇 장까지 켤 수 있는지 찾으세요.</w:t>
+        <w:t xml:space="preserve">이번에는 여러 장을 한꺼번에 켭니다. 숫자 7이 그대로인 카드만 골라서, 몇 장까지 켤 수 있는지 찾으세요.</w:t>
       </w:r>
     </w:p>
     <w:p>

--- a/teacher/03-algorithm-programming/02-abstraction/worksheet-03-02-abstraction-lesson1.docx
+++ b/teacher/03-algorithm-programming/02-abstraction/worksheet-03-02-abstraction-lesson1.docx
@@ -1558,39 +1558,7 @@
           <w:sz w:val="22"/>
           <w:szCs w:val="22"/>
         </w:rPr>
-        <w:t xml:space="preserve"> 장. 어떤 카드였나요?</w:t>
-      </w:r>
-    </w:p>
-    <w:p>
-      <w:pPr>
-        <w:pBdr>
-          <w:bottom w:val="single" w:color="CBD5E1" w:sz="4"/>
-        </w:pBdr>
-        <w:spacing w:after="60" w:line="360"/>
-      </w:pPr>
-      <w:r>
-        <w:rPr>
-          <w:rFonts w:ascii="Malgun Gothic" w:cs="Malgun Gothic" w:eastAsia="Malgun Gothic" w:hAnsi="Malgun Gothic"/>
-          <w:sz w:val="22"/>
-          <w:szCs w:val="22"/>
-        </w:rPr>
-        <w:t xml:space="preserve"> </w:t>
-      </w:r>
-    </w:p>
-    <w:p>
-      <w:pPr>
-        <w:pBdr>
-          <w:bottom w:val="single" w:color="CBD5E1" w:sz="4"/>
-        </w:pBdr>
-        <w:spacing w:after="60" w:line="360"/>
-      </w:pPr>
-      <w:r>
-        <w:rPr>
-          <w:rFonts w:ascii="Malgun Gothic" w:cs="Malgun Gothic" w:eastAsia="Malgun Gothic" w:hAnsi="Malgun Gothic"/>
-          <w:sz w:val="22"/>
-          <w:szCs w:val="22"/>
-        </w:rPr>
-        <w:t xml:space="preserve"> </w:t>
+        <w:t xml:space="preserve"> 장.</w:t>
       </w:r>
     </w:p>
     <w:p>
@@ -1708,23 +1676,7 @@
           <w:sz w:val="22"/>
           <w:szCs w:val="22"/>
         </w:rPr>
-        <w:t xml:space="preserve">고양이·병아리·쌀에서 염소 노릇을 하는 것은 누구인가요? 이야기가 통째로 바뀌었는데도 숫자가 7 그대로인 까닭은 무엇일까요?</w:t>
-      </w:r>
-    </w:p>
-    <w:p>
-      <w:pPr>
-        <w:pBdr>
-          <w:bottom w:val="single" w:color="CBD5E1" w:sz="4"/>
-        </w:pBdr>
-        <w:spacing w:after="60" w:line="360"/>
-      </w:pPr>
-      <w:r>
-        <w:rPr>
-          <w:rFonts w:ascii="Malgun Gothic" w:cs="Malgun Gothic" w:eastAsia="Malgun Gothic" w:hAnsi="Malgun Gothic"/>
-          <w:sz w:val="22"/>
-          <w:szCs w:val="22"/>
-        </w:rPr>
-        <w:t xml:space="preserve"> </w:t>
+        <w:t xml:space="preserve">고양이·병아리·쌀에서 염소 노릇을 하는 것은 누구인가요?</w:t>
       </w:r>
     </w:p>
     <w:p>
@@ -1774,7 +1726,7 @@
           <w:sz w:val="26"/>
           <w:szCs w:val="26"/>
         </w:rPr>
-        <w:t xml:space="preserve">질문 1</w:t>
+        <w:t xml:space="preserve">열 번째 카드 발명하기 (다 한 사람)</w:t>
       </w:r>
     </w:p>
     <w:p>
@@ -1791,23 +1743,55 @@
           <w:sz w:val="22"/>
           <w:szCs w:val="22"/>
         </w:rPr>
-        <w:t xml:space="preserve">「늑대-염소 금지 없애기」를 켰더니 7이 5가 되었습니다. 문제가 쉬워진 걸까요, 다른 문제가 된 걸까요? 그렇게 생각한 까닭은 무엇인가요?</w:t>
-      </w:r>
-    </w:p>
-    <w:p>
-      <w:pPr>
-        <w:pBdr>
-          <w:bottom w:val="single" w:color="CBD5E1" w:sz="4"/>
-        </w:pBdr>
-        <w:spacing w:after="60" w:line="360"/>
-      </w:pPr>
-      <w:r>
-        <w:rPr>
-          <w:rFonts w:ascii="Malgun Gothic" w:cs="Malgun Gothic" w:eastAsia="Malgun Gothic" w:hAnsi="Malgun Gothic"/>
-          <w:sz w:val="22"/>
-          <w:szCs w:val="22"/>
-        </w:rPr>
-        <w:t xml:space="preserve"> </w:t>
+        <w:t xml:space="preserve">숫자가 안 움직일 것 같은데 움직이는 카드, 또는 움직일 것 같은데 그대로인 카드를 하나 지어내세요. 다음 시간에 모둠 친구들에게 내 봅니다.</w:t>
+      </w:r>
+    </w:p>
+    <w:p>
+      <w:pPr>
+        <w:keepNext/>
+        <w:spacing w:after="100" w:before="0"/>
+      </w:pPr>
+      <w:r>
+        <w:rPr>
+          <w:rFonts w:ascii="Malgun Gothic" w:cs="Malgun Gothic" w:eastAsia="Malgun Gothic" w:hAnsi="Malgun Gothic"/>
+          <w:sz w:val="22"/>
+          <w:szCs w:val="22"/>
+        </w:rPr>
+        <w:t xml:space="preserve">내가 만든 카드 이름: </w:t>
+      </w:r>
+      <w:r>
+        <w:rPr>
+          <w:rFonts w:ascii="Malgun Gothic" w:cs="Malgun Gothic" w:eastAsia="Malgun Gothic" w:hAnsi="Malgun Gothic"/>
+          <w:sz w:val="22"/>
+          <w:szCs w:val="22"/>
+          <w:u w:val="single"/>
+        </w:rPr>
+        <w:t xml:space="preserve">                                                        </w:t>
+      </w:r>
+      <w:r>
+        <w:rPr>
+          <w:rFonts w:ascii="Malgun Gothic" w:cs="Malgun Gothic" w:eastAsia="Malgun Gothic" w:hAnsi="Malgun Gothic"/>
+          <w:sz w:val="22"/>
+          <w:szCs w:val="22"/>
+        </w:rPr>
+        <w:t xml:space="preserve"/>
+      </w:r>
+    </w:p>
+    <w:p>
+      <w:pPr>
+        <w:keepNext/>
+        <w:keepLines/>
+        <w:spacing w:after="80" w:before="40"/>
+      </w:pPr>
+      <w:r>
+        <w:rPr>
+          <w:rFonts w:ascii="Malgun Gothic" w:cs="Malgun Gothic" w:eastAsia="Malgun Gothic" w:hAnsi="Malgun Gothic"/>
+          <w:b w:val="false"/>
+          <w:bCs w:val="false"/>
+          <w:sz w:val="22"/>
+          <w:szCs w:val="22"/>
+        </w:rPr>
+        <w:t xml:space="preserve">이 카드를 켜면 판이 어떻게 바뀌고, 숫자는 어떻게 될 것 같나요?</w:t>
       </w:r>
     </w:p>
     <w:p>
@@ -1857,7 +1841,7 @@
           <w:sz w:val="26"/>
           <w:szCs w:val="26"/>
         </w:rPr>
-        <w:t xml:space="preserve">질문 2</w:t>
+        <w:t xml:space="preserve">한 문장 도전</w:t>
       </w:r>
     </w:p>
     <w:p>
@@ -1874,55 +1858,69 @@
           <w:sz w:val="22"/>
           <w:szCs w:val="22"/>
         </w:rPr>
-        <w:t xml:space="preserve">「건넌 것은 다시 안 데려오기」를 켰더니 「풀 수 없음」이 되었습니다. 무언가를 없앴을 뿐인데 왜 문제가 통째로 사라졌을까요? 염소를 다시 데려오는 수는 왜 필요했을까요?</w:t>
-      </w:r>
-    </w:p>
-    <w:p>
-      <w:pPr>
-        <w:pBdr>
-          <w:bottom w:val="single" w:color="CBD5E1" w:sz="4"/>
-        </w:pBdr>
-        <w:spacing w:after="60" w:line="360"/>
-      </w:pPr>
-      <w:r>
-        <w:rPr>
-          <w:rFonts w:ascii="Malgun Gothic" w:cs="Malgun Gothic" w:eastAsia="Malgun Gothic" w:hAnsi="Malgun Gothic"/>
-          <w:sz w:val="22"/>
-          <w:szCs w:val="22"/>
-        </w:rPr>
-        <w:t xml:space="preserve"> </w:t>
-      </w:r>
-    </w:p>
-    <w:p>
-      <w:pPr>
-        <w:pBdr>
-          <w:bottom w:val="single" w:color="CBD5E1" w:sz="4"/>
-        </w:pBdr>
-        <w:spacing w:after="60" w:line="360"/>
-      </w:pPr>
-      <w:r>
-        <w:rPr>
-          <w:rFonts w:ascii="Malgun Gothic" w:cs="Malgun Gothic" w:eastAsia="Malgun Gothic" w:hAnsi="Malgun Gothic"/>
-          <w:sz w:val="22"/>
-          <w:szCs w:val="22"/>
-        </w:rPr>
-        <w:t xml:space="preserve"> </w:t>
-      </w:r>
-    </w:p>
-    <w:p>
-      <w:pPr>
-        <w:pBdr>
-          <w:bottom w:val="single" w:color="CBD5E1" w:sz="4"/>
-        </w:pBdr>
-        <w:spacing w:after="60" w:line="360"/>
-      </w:pPr>
-      <w:r>
-        <w:rPr>
-          <w:rFonts w:ascii="Malgun Gothic" w:cs="Malgun Gothic" w:eastAsia="Malgun Gothic" w:hAnsi="Malgun Gothic"/>
-          <w:sz w:val="22"/>
-          <w:szCs w:val="22"/>
-        </w:rPr>
-        <w:t xml:space="preserve"> </w:t>
+        <w:t xml:space="preserve">활동 1의 표를 다시 보세요. 카드가 두 묶음으로 갈립니다. 두 묶음이 각각 무엇을 바꾸는 카드였는지 내 말로 채우세요.</w:t>
+      </w:r>
+    </w:p>
+    <w:p>
+      <w:pPr>
+        <w:keepNext/>
+        <w:spacing w:after="100" w:before="0"/>
+      </w:pPr>
+      <w:r>
+        <w:rPr>
+          <w:rFonts w:ascii="Malgun Gothic" w:cs="Malgun Gothic" w:eastAsia="Malgun Gothic" w:hAnsi="Malgun Gothic"/>
+          <w:sz w:val="22"/>
+          <w:szCs w:val="22"/>
+        </w:rPr>
+        <w:t xml:space="preserve">숫자를 못 움직인 카드들은 모두 </w:t>
+      </w:r>
+      <w:r>
+        <w:rPr>
+          <w:rFonts w:ascii="Malgun Gothic" w:cs="Malgun Gothic" w:eastAsia="Malgun Gothic" w:hAnsi="Malgun Gothic"/>
+          <w:sz w:val="22"/>
+          <w:szCs w:val="22"/>
+          <w:u w:val="single"/>
+        </w:rPr>
+        <w:t xml:space="preserve">                                        </w:t>
+      </w:r>
+      <w:r>
+        <w:rPr>
+          <w:rFonts w:ascii="Malgun Gothic" w:cs="Malgun Gothic" w:eastAsia="Malgun Gothic" w:hAnsi="Malgun Gothic"/>
+          <w:sz w:val="22"/>
+          <w:szCs w:val="22"/>
+        </w:rPr>
+        <w:t xml:space="preserve"> 바꾸는 카드였다.</w:t>
+      </w:r>
+    </w:p>
+    <w:p>
+      <w:pPr>
+        <w:keepNext w:val="false"/>
+        <w:spacing w:after="100" w:before="0"/>
+      </w:pPr>
+      <w:r>
+        <w:rPr>
+          <w:rFonts w:ascii="Malgun Gothic" w:cs="Malgun Gothic" w:eastAsia="Malgun Gothic" w:hAnsi="Malgun Gothic"/>
+          <w:sz w:val="22"/>
+          <w:szCs w:val="22"/>
+        </w:rPr>
+        <w:t xml:space="preserve">숫자를 움직인 카드들은 모두 </w:t>
+      </w:r>
+      <w:r>
+        <w:rPr>
+          <w:rFonts w:ascii="Malgun Gothic" w:cs="Malgun Gothic" w:eastAsia="Malgun Gothic" w:hAnsi="Malgun Gothic"/>
+          <w:sz w:val="22"/>
+          <w:szCs w:val="22"/>
+          <w:u w:val="single"/>
+        </w:rPr>
+        <w:t xml:space="preserve">                                        </w:t>
+      </w:r>
+      <w:r>
+        <w:rPr>
+          <w:rFonts w:ascii="Malgun Gothic" w:cs="Malgun Gothic" w:eastAsia="Malgun Gothic" w:hAnsi="Malgun Gothic"/>
+          <w:sz w:val="22"/>
+          <w:szCs w:val="22"/>
+        </w:rPr>
+        <w:t xml:space="preserve"> 바꾸는 카드였다.</w:t>
       </w:r>
     </w:p>
     <w:p>
@@ -1940,7 +1938,7 @@
           <w:sz w:val="26"/>
           <w:szCs w:val="26"/>
         </w:rPr>
-        <w:t xml:space="preserve">한 문장 도전</w:t>
+        <w:t xml:space="preserve">질문 1</w:t>
       </w:r>
     </w:p>
     <w:p>
@@ -1957,69 +1955,55 @@
           <w:sz w:val="22"/>
           <w:szCs w:val="22"/>
         </w:rPr>
-        <w:t xml:space="preserve">활동 1의 표를 다시 보세요. 카드가 두 묶음으로 갈립니다. 두 묶음이 각각 무엇을 바꾸는 카드였는지 내 말로 채우세요.</w:t>
-      </w:r>
-    </w:p>
-    <w:p>
-      <w:pPr>
-        <w:keepNext/>
-        <w:spacing w:after="100" w:before="0"/>
-      </w:pPr>
-      <w:r>
-        <w:rPr>
-          <w:rFonts w:ascii="Malgun Gothic" w:cs="Malgun Gothic" w:eastAsia="Malgun Gothic" w:hAnsi="Malgun Gothic"/>
-          <w:sz w:val="22"/>
-          <w:szCs w:val="22"/>
-        </w:rPr>
-        <w:t xml:space="preserve">숫자를 못 움직인 카드들은 모두 </w:t>
-      </w:r>
-      <w:r>
-        <w:rPr>
-          <w:rFonts w:ascii="Malgun Gothic" w:cs="Malgun Gothic" w:eastAsia="Malgun Gothic" w:hAnsi="Malgun Gothic"/>
-          <w:sz w:val="22"/>
-          <w:szCs w:val="22"/>
-          <w:u w:val="single"/>
-        </w:rPr>
-        <w:t xml:space="preserve">                                        </w:t>
-      </w:r>
-      <w:r>
-        <w:rPr>
-          <w:rFonts w:ascii="Malgun Gothic" w:cs="Malgun Gothic" w:eastAsia="Malgun Gothic" w:hAnsi="Malgun Gothic"/>
-          <w:sz w:val="22"/>
-          <w:szCs w:val="22"/>
-        </w:rPr>
-        <w:t xml:space="preserve"> 바꾸는 카드였다.</w:t>
-      </w:r>
-    </w:p>
-    <w:p>
-      <w:pPr>
-        <w:keepNext w:val="false"/>
-        <w:spacing w:after="100" w:before="0"/>
-      </w:pPr>
-      <w:r>
-        <w:rPr>
-          <w:rFonts w:ascii="Malgun Gothic" w:cs="Malgun Gothic" w:eastAsia="Malgun Gothic" w:hAnsi="Malgun Gothic"/>
-          <w:sz w:val="22"/>
-          <w:szCs w:val="22"/>
-        </w:rPr>
-        <w:t xml:space="preserve">숫자를 움직인 카드들은 모두 </w:t>
-      </w:r>
-      <w:r>
-        <w:rPr>
-          <w:rFonts w:ascii="Malgun Gothic" w:cs="Malgun Gothic" w:eastAsia="Malgun Gothic" w:hAnsi="Malgun Gothic"/>
-          <w:sz w:val="22"/>
-          <w:szCs w:val="22"/>
-          <w:u w:val="single"/>
-        </w:rPr>
-        <w:t xml:space="preserve">                                        </w:t>
-      </w:r>
-      <w:r>
-        <w:rPr>
-          <w:rFonts w:ascii="Malgun Gothic" w:cs="Malgun Gothic" w:eastAsia="Malgun Gothic" w:hAnsi="Malgun Gothic"/>
-          <w:sz w:val="22"/>
-          <w:szCs w:val="22"/>
-        </w:rPr>
-        <w:t xml:space="preserve"> 바꾸는 카드였다.</w:t>
+        <w:t xml:space="preserve">「늑대-염소 금지 없애기」를 켰더니 7이 5가 되었습니다. 문제가 쉬워진 걸까요, 다른 문제가 된 걸까요? 그렇게 생각한 까닭은 무엇인가요?</w:t>
+      </w:r>
+    </w:p>
+    <w:p>
+      <w:pPr>
+        <w:pBdr>
+          <w:bottom w:val="single" w:color="CBD5E1" w:sz="4"/>
+        </w:pBdr>
+        <w:spacing w:after="60" w:line="360"/>
+      </w:pPr>
+      <w:r>
+        <w:rPr>
+          <w:rFonts w:ascii="Malgun Gothic" w:cs="Malgun Gothic" w:eastAsia="Malgun Gothic" w:hAnsi="Malgun Gothic"/>
+          <w:sz w:val="22"/>
+          <w:szCs w:val="22"/>
+        </w:rPr>
+        <w:t xml:space="preserve"> </w:t>
+      </w:r>
+    </w:p>
+    <w:p>
+      <w:pPr>
+        <w:pBdr>
+          <w:bottom w:val="single" w:color="CBD5E1" w:sz="4"/>
+        </w:pBdr>
+        <w:spacing w:after="60" w:line="360"/>
+      </w:pPr>
+      <w:r>
+        <w:rPr>
+          <w:rFonts w:ascii="Malgun Gothic" w:cs="Malgun Gothic" w:eastAsia="Malgun Gothic" w:hAnsi="Malgun Gothic"/>
+          <w:sz w:val="22"/>
+          <w:szCs w:val="22"/>
+        </w:rPr>
+        <w:t xml:space="preserve"> </w:t>
+      </w:r>
+    </w:p>
+    <w:p>
+      <w:pPr>
+        <w:pBdr>
+          <w:bottom w:val="single" w:color="CBD5E1" w:sz="4"/>
+        </w:pBdr>
+        <w:spacing w:after="60" w:line="360"/>
+      </w:pPr>
+      <w:r>
+        <w:rPr>
+          <w:rFonts w:ascii="Malgun Gothic" w:cs="Malgun Gothic" w:eastAsia="Malgun Gothic" w:hAnsi="Malgun Gothic"/>
+          <w:sz w:val="22"/>
+          <w:szCs w:val="22"/>
+        </w:rPr>
+        <w:t xml:space="preserve"> </w:t>
       </w:r>
     </w:p>
     <w:p>
@@ -2037,7 +2021,7 @@
           <w:sz w:val="26"/>
           <w:szCs w:val="26"/>
         </w:rPr>
-        <w:t xml:space="preserve">열 번째 카드 발명하기 (다 한 사람)</w:t>
+        <w:t xml:space="preserve">질문 2</w:t>
       </w:r>
     </w:p>
     <w:p>
@@ -2054,55 +2038,23 @@
           <w:sz w:val="22"/>
           <w:szCs w:val="22"/>
         </w:rPr>
-        <w:t xml:space="preserve">숫자가 안 움직일 것 같은데 움직이는 카드, 또는 움직일 것 같은데 그대로인 카드를 하나 지어내세요. 다음 시간에 모둠 친구들에게 내 봅니다.</w:t>
-      </w:r>
-    </w:p>
-    <w:p>
-      <w:pPr>
-        <w:keepNext/>
-        <w:spacing w:after="100" w:before="0"/>
-      </w:pPr>
-      <w:r>
-        <w:rPr>
-          <w:rFonts w:ascii="Malgun Gothic" w:cs="Malgun Gothic" w:eastAsia="Malgun Gothic" w:hAnsi="Malgun Gothic"/>
-          <w:sz w:val="22"/>
-          <w:szCs w:val="22"/>
-        </w:rPr>
-        <w:t xml:space="preserve">내가 만든 카드 이름: </w:t>
-      </w:r>
-      <w:r>
-        <w:rPr>
-          <w:rFonts w:ascii="Malgun Gothic" w:cs="Malgun Gothic" w:eastAsia="Malgun Gothic" w:hAnsi="Malgun Gothic"/>
-          <w:sz w:val="22"/>
-          <w:szCs w:val="22"/>
-          <w:u w:val="single"/>
-        </w:rPr>
-        <w:t xml:space="preserve">                                                        </w:t>
-      </w:r>
-      <w:r>
-        <w:rPr>
-          <w:rFonts w:ascii="Malgun Gothic" w:cs="Malgun Gothic" w:eastAsia="Malgun Gothic" w:hAnsi="Malgun Gothic"/>
-          <w:sz w:val="22"/>
-          <w:szCs w:val="22"/>
-        </w:rPr>
-        <w:t xml:space="preserve"/>
-      </w:r>
-    </w:p>
-    <w:p>
-      <w:pPr>
-        <w:keepNext/>
-        <w:keepLines/>
-        <w:spacing w:after="80" w:before="40"/>
-      </w:pPr>
-      <w:r>
-        <w:rPr>
-          <w:rFonts w:ascii="Malgun Gothic" w:cs="Malgun Gothic" w:eastAsia="Malgun Gothic" w:hAnsi="Malgun Gothic"/>
-          <w:b w:val="false"/>
-          <w:bCs w:val="false"/>
-          <w:sz w:val="22"/>
-          <w:szCs w:val="22"/>
-        </w:rPr>
-        <w:t xml:space="preserve">이 카드를 켜면 판이 어떻게 바뀌고, 숫자는 어떻게 될 것 같나요?</w:t>
+        <w:t xml:space="preserve">「건넌 것은 다시 안 데려오기」를 켰더니 「풀 수 없음」이 되었습니다. 무언가를 없앴을 뿐인데 왜 문제가 통째로 사라졌을까요? 염소를 다시 데려오는 수는 왜 필요했을까요?</w:t>
+      </w:r>
+    </w:p>
+    <w:p>
+      <w:pPr>
+        <w:pBdr>
+          <w:bottom w:val="single" w:color="CBD5E1" w:sz="4"/>
+        </w:pBdr>
+        <w:spacing w:after="60" w:line="360"/>
+      </w:pPr>
+      <w:r>
+        <w:rPr>
+          <w:rFonts w:ascii="Malgun Gothic" w:cs="Malgun Gothic" w:eastAsia="Malgun Gothic" w:hAnsi="Malgun Gothic"/>
+          <w:sz w:val="22"/>
+          <w:szCs w:val="22"/>
+        </w:rPr>
+        <w:t xml:space="preserve"> </w:t>
       </w:r>
     </w:p>
     <w:p>

--- a/teacher/03-algorithm-programming/02-abstraction/worksheet-03-02-abstraction-lesson1.docx
+++ b/teacher/03-algorithm-programming/02-abstraction/worksheet-03-02-abstraction-lesson1.docx
@@ -2105,6 +2105,20 @@
           <w:szCs w:val="26"/>
         </w:rPr>
         <w:t xml:space="preserve">(다음 시간) 모둠에서 비교하기</w:t>
+      </w:r>
+    </w:p>
+    <w:p>
+      <w:pPr>
+        <w:spacing w:after="80"/>
+      </w:pPr>
+      <w:r>
+        <w:rPr>
+          <w:rFonts w:ascii="Malgun Gothic" w:cs="Malgun Gothic" w:eastAsia="Malgun Gothic" w:hAnsi="Malgun Gothic"/>
+          <w:color w:val="64748B"/>
+          <w:sz w:val="20"/>
+          <w:szCs w:val="20"/>
+        </w:rPr>
+        <w:t xml:space="preserve">이 칸은 다음 시간에 채웁니다. 제출은 이 칸까지 채운 뒤에 하세요.</w:t>
       </w:r>
     </w:p>
     <w:p>

--- a/teacher/03-algorithm-programming/02-abstraction/worksheet-03-02-abstraction-lesson1.docx
+++ b/teacher/03-algorithm-programming/02-abstraction/worksheet-03-02-abstraction-lesson1.docx
@@ -14,7 +14,7 @@
           <w:sz w:val="36"/>
           <w:szCs w:val="36"/>
         </w:rPr>
-        <w:t xml:space="preserve">어디까지 바꿔도 될까? — 발견 기록</w:t>
+        <w:t xml:space="preserve">어디까지 바꿔도 될까? — 발견 기록지</w:t>
       </w:r>
     </w:p>
     <w:p>

--- a/teacher/03-algorithm-programming/02-abstraction/worksheet-03-02-abstraction-lesson1.docx
+++ b/teacher/03-algorithm-programming/02-abstraction/worksheet-03-02-abstraction-lesson1.docx
@@ -6,6 +6,46 @@
       <w:pPr>
         <w:spacing w:after="100"/>
       </w:pPr>
+      <w:r>
+        <w:drawing>
+          <wp:inline distT="0" distB="0" distL="0" distR="0">
+            <wp:extent cx="347472" cy="347472"/>
+            <wp:effectExtent l="0" t="0" r="0" b="0"/>
+            <wp:docPr id="9001" name="단원 그림" descr=""/>
+            <wp:cNvGraphicFramePr>
+              <a:graphicFrameLocks xmlns:a="http://schemas.openxmlformats.org/drawingml/2006/main" noChangeAspect="1"/>
+            </wp:cNvGraphicFramePr>
+            <a:graphic xmlns:a="http://schemas.openxmlformats.org/drawingml/2006/main">
+              <a:graphicData uri="http://schemas.openxmlformats.org/drawingml/2006/picture">
+                <pic:pic xmlns:pic="http://schemas.openxmlformats.org/drawingml/2006/picture">
+                  <pic:nvPicPr>
+                    <pic:cNvPr id="0" name="unit-icon.png"/>
+                    <pic:cNvPicPr/>
+                  </pic:nvPicPr>
+                  <pic:blipFill>
+                    <a:blip r:embed="rIdUnitIcon"/>
+                    <a:stretch>
+                      <a:fillRect/>
+                    </a:stretch>
+                  </pic:blipFill>
+                  <pic:spPr>
+                    <a:xfrm>
+                      <a:off x="0" y="0"/>
+                      <a:ext cx="347472" cy="347472"/>
+                    </a:xfrm>
+                    <a:prstGeom prst="rect">
+                      <a:avLst/>
+                    </a:prstGeom>
+                  </pic:spPr>
+                </pic:pic>
+              </a:graphicData>
+            </a:graphic>
+          </wp:inline>
+        </w:drawing>
+      </w:r>
+      <w:r>
+        <w:t xml:space="preserve"> </w:t>
+      </w:r>
       <w:r>
         <w:rPr>
           <w:rFonts w:ascii="Malgun Gothic" w:cs="Malgun Gothic" w:eastAsia="Malgun Gothic" w:hAnsi="Malgun Gothic"/>
